--- a/testakten/gesellschaftsgruender-streit-roeschen-tech/01_Satzung_Roeschen_Tech_GmbH.docx
+++ b/testakten/gesellschaftsgruender-streit-roeschen-tech/01_Satzung_Roeschen_Tech_GmbH.docx
@@ -5,39 +5,53 @@
     <w:p>
       <w:pPr>
         <w:pStyle w:val="Heading1"/>
+        <w:spacing w:after="160" w:line="259" w:lineRule="auto"/>
       </w:pPr>
       <w:r>
         <w:rPr>
           <w:rFonts w:ascii="Times New Roman" w:hAnsi="Times New Roman"/>
+          <w:b/>
+          <w:sz w:val="28"/>
         </w:rPr>
         <w:t>Satzung der Roeschen Tech GmbH</w:t>
       </w:r>
     </w:p>
     <w:p>
       <w:pPr>
+        <w:spacing w:before="120" w:after="60" w:line="259" w:lineRule="auto"/>
         <w:jc w:val="left"/>
       </w:pPr>
       <w:r>
         <w:rPr>
+          <w:rFonts w:ascii="Times New Roman" w:hAnsi="Times New Roman"/>
           <w:b/>
+          <w:sz w:val="22"/>
         </w:rPr>
         <w:t>Stand: 15.11.2025 — nach Series A</w:t>
       </w:r>
     </w:p>
-    <w:p/>
+    <w:p>
+      <w:pPr>
+        <w:spacing w:line="259" w:lineRule="auto" w:after="60"/>
+      </w:pPr>
+    </w:p>
     <w:p>
       <w:pPr>
         <w:pStyle w:val="Heading2"/>
+        <w:spacing w:before="120" w:after="60" w:line="259" w:lineRule="auto"/>
       </w:pPr>
       <w:r>
         <w:rPr>
           <w:rFonts w:ascii="Times New Roman" w:hAnsi="Times New Roman"/>
+          <w:b/>
+          <w:sz w:val="22"/>
         </w:rPr>
         <w:t>§ 1 Firma, Sitz, Geschäftsjahr</w:t>
       </w:r>
     </w:p>
     <w:p>
       <w:pPr>
+        <w:spacing w:line="259" w:lineRule="auto" w:after="60"/>
         <w:jc w:val="left"/>
       </w:pPr>
       <w:r>
@@ -55,6 +69,7 @@
     </w:p>
     <w:p>
       <w:pPr>
+        <w:spacing w:line="259" w:lineRule="auto" w:after="60"/>
         <w:jc w:val="left"/>
       </w:pPr>
       <w:r>
@@ -63,16 +78,22 @@
     </w:p>
     <w:p>
       <w:pPr>
+        <w:spacing w:line="259" w:lineRule="auto" w:after="60"/>
         <w:jc w:val="left"/>
       </w:pPr>
       <w:r>
         <w:t>(3) Geschäftsjahr ist das Kalenderjahr. Das erste Geschäftsjahr ist ein Rumpfgeschäftsjahr und endet am 31. Dezember 2024.</w:t>
       </w:r>
     </w:p>
-    <w:p/>
+    <w:p>
+      <w:pPr>
+        <w:spacing w:line="259" w:lineRule="auto" w:after="60"/>
+      </w:pPr>
+    </w:p>
     <w:p>
       <w:pPr>
         <w:pStyle w:val="Heading2"/>
+        <w:spacing w:line="259" w:lineRule="auto" w:after="60"/>
       </w:pPr>
       <w:r>
         <w:rPr>
@@ -83,6 +104,7 @@
     </w:p>
     <w:p>
       <w:pPr>
+        <w:spacing w:line="259" w:lineRule="auto" w:after="60"/>
         <w:jc w:val="left"/>
       </w:pPr>
       <w:r>
@@ -91,16 +113,22 @@
     </w:p>
     <w:p>
       <w:pPr>
+        <w:spacing w:line="259" w:lineRule="auto" w:after="60"/>
         <w:jc w:val="left"/>
       </w:pPr>
       <w:r>
         <w:t>(2) Die Gesellschaft kann andere Unternehmen gründen, sich an ihnen beteiligen, Zweigniederlassungen errichten und alle Geschäfte vornehmen, die diesem Unternehmensgegenstand förderlich sind.</w:t>
       </w:r>
     </w:p>
-    <w:p/>
+    <w:p>
+      <w:pPr>
+        <w:spacing w:line="259" w:lineRule="auto" w:after="60"/>
+      </w:pPr>
+    </w:p>
     <w:p>
       <w:pPr>
         <w:pStyle w:val="Heading2"/>
+        <w:spacing w:line="259" w:lineRule="auto" w:after="60"/>
       </w:pPr>
       <w:r>
         <w:rPr>
@@ -111,6 +139,7 @@
     </w:p>
     <w:p>
       <w:pPr>
+        <w:spacing w:line="259" w:lineRule="auto" w:after="60"/>
         <w:jc w:val="left"/>
       </w:pPr>
       <w:r>
@@ -128,6 +157,7 @@
     </w:p>
     <w:p>
       <w:pPr>
+        <w:spacing w:line="259" w:lineRule="auto" w:after="60"/>
         <w:jc w:val="left"/>
       </w:pPr>
       <w:r>
@@ -329,6 +359,7 @@
     </w:tbl>
     <w:p>
       <w:pPr>
+        <w:spacing w:line="259" w:lineRule="auto" w:after="60"/>
         <w:jc w:val="left"/>
       </w:pPr>
       <w:r>
@@ -644,16 +675,22 @@
     </w:tbl>
     <w:p>
       <w:pPr>
+        <w:spacing w:line="259" w:lineRule="auto" w:after="60"/>
         <w:jc w:val="left"/>
       </w:pPr>
       <w:r>
         <w:t>(4) Die Stammeinlage ist von den Gesellschaftern in vollem Umfang in bar erbracht.</w:t>
       </w:r>
     </w:p>
-    <w:p/>
+    <w:p>
+      <w:pPr>
+        <w:spacing w:line="259" w:lineRule="auto" w:after="60"/>
+      </w:pPr>
+    </w:p>
     <w:p>
       <w:pPr>
         <w:pStyle w:val="Heading2"/>
+        <w:spacing w:line="259" w:lineRule="auto" w:after="60"/>
       </w:pPr>
       <w:r>
         <w:rPr>
@@ -664,6 +701,7 @@
     </w:p>
     <w:p>
       <w:pPr>
+        <w:spacing w:line="259" w:lineRule="auto" w:after="60"/>
         <w:jc w:val="left"/>
       </w:pPr>
       <w:r>
@@ -690,6 +728,7 @@
     </w:p>
     <w:p>
       <w:pPr>
+        <w:spacing w:line="259" w:lineRule="auto" w:after="60"/>
         <w:jc w:val="left"/>
       </w:pPr>
       <w:r>
@@ -698,6 +737,7 @@
     </w:p>
     <w:p>
       <w:pPr>
+        <w:spacing w:line="259" w:lineRule="auto" w:after="60"/>
         <w:jc w:val="left"/>
       </w:pPr>
       <w:r>
@@ -706,16 +746,22 @@
     </w:p>
     <w:p>
       <w:pPr>
+        <w:spacing w:line="259" w:lineRule="auto" w:after="60"/>
         <w:jc w:val="left"/>
       </w:pPr>
       <w:r>
         <w:t>(4) Nähere Bedingungen jeder Ausgabe werden durch die Gesellschafterversammlung mit einfacher Mehrheit beschlossen.</w:t>
       </w:r>
     </w:p>
-    <w:p/>
+    <w:p>
+      <w:pPr>
+        <w:spacing w:line="259" w:lineRule="auto" w:after="60"/>
+      </w:pPr>
+    </w:p>
     <w:p>
       <w:pPr>
         <w:pStyle w:val="Heading2"/>
+        <w:spacing w:line="259" w:lineRule="auto" w:after="60"/>
       </w:pPr>
       <w:r>
         <w:rPr>
@@ -726,6 +772,7 @@
     </w:p>
     <w:p>
       <w:pPr>
+        <w:spacing w:line="259" w:lineRule="auto" w:after="60"/>
         <w:jc w:val="left"/>
       </w:pPr>
       <w:r>
@@ -734,6 +781,7 @@
     </w:p>
     <w:p>
       <w:pPr>
+        <w:spacing w:line="259" w:lineRule="auto" w:after="60"/>
         <w:jc w:val="left"/>
       </w:pPr>
       <w:r>
@@ -742,6 +790,7 @@
     </w:p>
     <w:p>
       <w:pPr>
+        <w:spacing w:line="259" w:lineRule="auto" w:after="60"/>
         <w:jc w:val="left"/>
       </w:pPr>
       <w:r>
@@ -750,6 +799,7 @@
     </w:p>
     <w:p>
       <w:pPr>
+        <w:spacing w:line="259" w:lineRule="auto" w:after="60"/>
         <w:jc w:val="left"/>
       </w:pPr>
       <w:r>
@@ -758,6 +808,7 @@
     </w:p>
     <w:p>
       <w:pPr>
+        <w:spacing w:line="259" w:lineRule="auto" w:after="60"/>
         <w:jc w:val="left"/>
       </w:pPr>
       <w:r>
@@ -766,6 +817,7 @@
     </w:p>
     <w:p>
       <w:pPr>
+        <w:spacing w:line="259" w:lineRule="auto" w:after="60"/>
         <w:jc w:val="left"/>
       </w:pPr>
       <w:r>
@@ -774,6 +826,7 @@
     </w:p>
     <w:p>
       <w:pPr>
+        <w:spacing w:line="259" w:lineRule="auto" w:after="60"/>
         <w:jc w:val="left"/>
       </w:pPr>
       <w:r>
@@ -782,16 +835,22 @@
     </w:p>
     <w:p>
       <w:pPr>
+        <w:spacing w:line="259" w:lineRule="auto" w:after="60"/>
         <w:jc w:val="left"/>
       </w:pPr>
       <w:r>
         <w:t>(2) Das Sondervetorecht erlischt, wenn die Class-B-Anteilshöhe unter 10 % des Stammkapitals fällt.</w:t>
       </w:r>
     </w:p>
-    <w:p/>
+    <w:p>
+      <w:pPr>
+        <w:spacing w:line="259" w:lineRule="auto" w:after="60"/>
+      </w:pPr>
+    </w:p>
     <w:p>
       <w:pPr>
         <w:pStyle w:val="Heading2"/>
+        <w:spacing w:line="259" w:lineRule="auto" w:after="60"/>
       </w:pPr>
       <w:r>
         <w:rPr>
@@ -802,6 +861,7 @@
     </w:p>
     <w:p>
       <w:pPr>
+        <w:spacing w:line="259" w:lineRule="auto" w:after="60"/>
         <w:jc w:val="left"/>
       </w:pPr>
       <w:r>
@@ -828,6 +888,7 @@
     </w:p>
     <w:p>
       <w:pPr>
+        <w:spacing w:line="259" w:lineRule="auto" w:after="60"/>
         <w:jc w:val="left"/>
       </w:pPr>
       <w:r>
@@ -836,16 +897,22 @@
     </w:p>
     <w:p>
       <w:pPr>
+        <w:spacing w:line="259" w:lineRule="auto" w:after="60"/>
         <w:jc w:val="left"/>
       </w:pPr>
       <w:r>
         <w:t>(3) Die Inhaberin der Class B Anteile haben zusätzlich Anspruch auf anteilige Beteiligung am Restbetrag (participating Liquidation Preference).</w:t>
       </w:r>
     </w:p>
-    <w:p/>
+    <w:p>
+      <w:pPr>
+        <w:spacing w:line="259" w:lineRule="auto" w:after="60"/>
+      </w:pPr>
+    </w:p>
     <w:p>
       <w:pPr>
         <w:pStyle w:val="Heading2"/>
+        <w:spacing w:line="259" w:lineRule="auto" w:after="60"/>
       </w:pPr>
       <w:r>
         <w:rPr>
@@ -856,6 +923,7 @@
     </w:p>
     <w:p>
       <w:pPr>
+        <w:spacing w:line="259" w:lineRule="auto" w:after="60"/>
         <w:jc w:val="left"/>
       </w:pPr>
       <w:r>
@@ -882,16 +950,22 @@
     </w:p>
     <w:p>
       <w:pPr>
+        <w:spacing w:line="259" w:lineRule="auto" w:after="60"/>
         <w:jc w:val="left"/>
       </w:pPr>
       <w:r>
         <w:t>(2) Die Anpassung erfolgt automatisch mit Eintragung der Kapitalerhöhung im Handelsregister.</w:t>
       </w:r>
     </w:p>
-    <w:p/>
+    <w:p>
+      <w:pPr>
+        <w:spacing w:line="259" w:lineRule="auto" w:after="60"/>
+      </w:pPr>
+    </w:p>
     <w:p>
       <w:pPr>
         <w:pStyle w:val="Heading2"/>
+        <w:spacing w:line="259" w:lineRule="auto" w:after="60"/>
       </w:pPr>
       <w:r>
         <w:rPr>
@@ -902,6 +976,7 @@
     </w:p>
     <w:p>
       <w:pPr>
+        <w:spacing w:line="259" w:lineRule="auto" w:after="60"/>
         <w:jc w:val="left"/>
       </w:pPr>
       <w:r>
@@ -910,6 +985,7 @@
     </w:p>
     <w:p>
       <w:pPr>
+        <w:spacing w:line="259" w:lineRule="auto" w:after="60"/>
         <w:jc w:val="left"/>
       </w:pPr>
       <w:r>
@@ -918,16 +994,22 @@
     </w:p>
     <w:p>
       <w:pPr>
+        <w:spacing w:line="259" w:lineRule="auto" w:after="60"/>
         <w:jc w:val="left"/>
       </w:pPr>
       <w:r>
         <w:t>(3) Die Geschäftsführer werden durch die Gesellschafterversammlung mit einfacher Mehrheit bestellt und abberufen.</w:t>
       </w:r>
     </w:p>
-    <w:p/>
+    <w:p>
+      <w:pPr>
+        <w:spacing w:line="259" w:lineRule="auto" w:after="60"/>
+      </w:pPr>
+    </w:p>
     <w:p>
       <w:pPr>
         <w:pStyle w:val="Heading2"/>
+        <w:spacing w:line="259" w:lineRule="auto" w:after="60"/>
       </w:pPr>
       <w:r>
         <w:rPr>
@@ -938,6 +1020,7 @@
     </w:p>
     <w:p>
       <w:pPr>
+        <w:spacing w:line="259" w:lineRule="auto" w:after="60"/>
         <w:jc w:val="left"/>
       </w:pPr>
       <w:r>
@@ -946,16 +1029,22 @@
     </w:p>
     <w:p>
       <w:pPr>
+        <w:spacing w:line="259" w:lineRule="auto" w:after="60"/>
         <w:jc w:val="left"/>
       </w:pPr>
       <w:r>
         <w:t>(2) Die Zustimmung wird nur erteilt, wenn der Erwerber dem aktuell geltenden Shareholder Agreement beitritt (Joinder Agreement).</w:t>
       </w:r>
     </w:p>
-    <w:p/>
+    <w:p>
+      <w:pPr>
+        <w:spacing w:line="259" w:lineRule="auto" w:after="60"/>
+      </w:pPr>
+    </w:p>
     <w:p>
       <w:pPr>
         <w:pStyle w:val="Heading2"/>
+        <w:spacing w:line="259" w:lineRule="auto" w:after="60"/>
       </w:pPr>
       <w:r>
         <w:rPr>
@@ -966,6 +1055,7 @@
     </w:p>
     <w:p>
       <w:pPr>
+        <w:spacing w:line="259" w:lineRule="auto" w:after="60"/>
         <w:jc w:val="left"/>
       </w:pPr>
       <w:r>
@@ -974,6 +1064,7 @@
     </w:p>
     <w:p>
       <w:pPr>
+        <w:spacing w:line="259" w:lineRule="auto" w:after="60"/>
         <w:jc w:val="left"/>
       </w:pPr>
       <w:r>
@@ -982,6 +1073,7 @@
     </w:p>
     <w:p>
       <w:pPr>
+        <w:spacing w:line="259" w:lineRule="auto" w:after="60"/>
         <w:jc w:val="left"/>
       </w:pPr>
       <w:r>
@@ -990,16 +1082,22 @@
     </w:p>
     <w:p>
       <w:pPr>
+        <w:spacing w:line="259" w:lineRule="auto" w:after="60"/>
         <w:jc w:val="left"/>
       </w:pPr>
       <w:r>
         <w:t>c) ohne Zustimmung bei schwerer und wiederholter Pflichtverletzung trotz schriftlicher Abmahnung.</w:t>
       </w:r>
     </w:p>
-    <w:p/>
+    <w:p>
+      <w:pPr>
+        <w:spacing w:line="259" w:lineRule="auto" w:after="60"/>
+      </w:pPr>
+    </w:p>
     <w:p>
       <w:pPr>
         <w:pStyle w:val="Heading2"/>
+        <w:spacing w:line="259" w:lineRule="auto" w:after="60"/>
       </w:pPr>
       <w:r>
         <w:rPr>
@@ -1010,6 +1108,7 @@
     </w:p>
     <w:p>
       <w:pPr>
+        <w:spacing w:line="259" w:lineRule="auto" w:after="60"/>
         <w:jc w:val="left"/>
       </w:pPr>
       <w:r>
@@ -1027,6 +1126,7 @@
     </w:p>
     <w:p>
       <w:pPr>
+        <w:spacing w:line="259" w:lineRule="auto" w:after="60"/>
         <w:jc w:val="left"/>
       </w:pPr>
       <w:r>
@@ -1035,6 +1135,7 @@
     </w:p>
     <w:p>
       <w:pPr>
+        <w:spacing w:line="259" w:lineRule="auto" w:after="60"/>
         <w:jc w:val="left"/>
       </w:pPr>
       <w:r>
@@ -1043,6 +1144,7 @@
     </w:p>
     <w:p>
       <w:pPr>
+        <w:spacing w:line="259" w:lineRule="auto" w:after="60"/>
         <w:jc w:val="left"/>
       </w:pPr>
       <w:r>
@@ -1051,6 +1153,7 @@
     </w:p>
     <w:p>
       <w:pPr>
+        <w:spacing w:line="259" w:lineRule="auto" w:after="60"/>
         <w:jc w:val="left"/>
       </w:pPr>
       <w:r>
@@ -1059,6 +1162,7 @@
     </w:p>
     <w:p>
       <w:pPr>
+        <w:spacing w:line="259" w:lineRule="auto" w:after="60"/>
         <w:jc w:val="left"/>
       </w:pPr>
       <w:r>
@@ -1067,6 +1171,7 @@
     </w:p>
     <w:p>
       <w:pPr>
+        <w:spacing w:line="259" w:lineRule="auto" w:after="60"/>
         <w:jc w:val="left"/>
       </w:pPr>
       <w:r>
@@ -1075,6 +1180,7 @@
     </w:p>
     <w:p>
       <w:pPr>
+        <w:spacing w:line="259" w:lineRule="auto" w:after="60"/>
         <w:jc w:val="left"/>
       </w:pPr>
       <w:r>
@@ -1083,16 +1189,22 @@
     </w:p>
     <w:p>
       <w:pPr>
+        <w:spacing w:line="259" w:lineRule="auto" w:after="60"/>
         <w:jc w:val="left"/>
       </w:pPr>
       <w:r>
         <w:t>d) Auflösung der Gesellschaft.</w:t>
       </w:r>
     </w:p>
-    <w:p/>
+    <w:p>
+      <w:pPr>
+        <w:spacing w:line="259" w:lineRule="auto" w:after="60"/>
+      </w:pPr>
+    </w:p>
     <w:p>
       <w:pPr>
         <w:pStyle w:val="Heading2"/>
+        <w:spacing w:line="259" w:lineRule="auto" w:after="60"/>
       </w:pPr>
       <w:r>
         <w:rPr>
@@ -1103,6 +1215,7 @@
     </w:p>
     <w:p>
       <w:pPr>
+        <w:spacing w:line="259" w:lineRule="auto" w:after="60"/>
         <w:jc w:val="left"/>
       </w:pPr>
       <w:r>
@@ -1111,6 +1224,7 @@
     </w:p>
     <w:p>
       <w:pPr>
+        <w:spacing w:line="259" w:lineRule="auto" w:after="60"/>
         <w:jc w:val="left"/>
       </w:pPr>
       <w:r>
@@ -1119,6 +1233,7 @@
     </w:p>
     <w:p>
       <w:pPr>
+        <w:spacing w:line="259" w:lineRule="auto" w:after="60"/>
         <w:jc w:val="left"/>
       </w:pPr>
       <w:r>
@@ -1127,6 +1242,7 @@
     </w:p>
     <w:p>
       <w:pPr>
+        <w:spacing w:line="259" w:lineRule="auto" w:after="60"/>
         <w:jc w:val="left"/>
       </w:pPr>
       <w:r>
@@ -1135,6 +1251,7 @@
     </w:p>
     <w:p>
       <w:pPr>
+        <w:spacing w:line="259" w:lineRule="auto" w:after="60"/>
         <w:jc w:val="left"/>
       </w:pPr>
       <w:r>
@@ -1143,6 +1260,7 @@
     </w:p>
     <w:p>
       <w:pPr>
+        <w:spacing w:line="259" w:lineRule="auto" w:after="60"/>
         <w:jc w:val="left"/>
       </w:pPr>
       <w:r>
@@ -1160,6 +1278,7 @@
     </w:p>
     <w:p>
       <w:pPr>
+        <w:spacing w:line="259" w:lineRule="auto" w:after="60"/>
         <w:jc w:val="left"/>
       </w:pPr>
       <w:r>
@@ -1168,16 +1287,22 @@
     </w:p>
     <w:p>
       <w:pPr>
+        <w:spacing w:line="259" w:lineRule="auto" w:after="60"/>
         <w:jc w:val="left"/>
       </w:pPr>
       <w:r>
         <w:t>(4) Die näheren Bestimmungen folgen aus der Beiratsordnung.</w:t>
       </w:r>
     </w:p>
-    <w:p/>
+    <w:p>
+      <w:pPr>
+        <w:spacing w:line="259" w:lineRule="auto" w:after="60"/>
+      </w:pPr>
+    </w:p>
     <w:p>
       <w:pPr>
         <w:pStyle w:val="Heading2"/>
+        <w:spacing w:line="259" w:lineRule="auto" w:after="60"/>
       </w:pPr>
       <w:r>
         <w:rPr>
@@ -1188,6 +1313,7 @@
     </w:p>
     <w:p>
       <w:pPr>
+        <w:spacing w:line="259" w:lineRule="auto" w:after="60"/>
         <w:jc w:val="left"/>
       </w:pPr>
       <w:r>
@@ -1196,6 +1322,7 @@
     </w:p>
     <w:p>
       <w:pPr>
+        <w:spacing w:line="259" w:lineRule="auto" w:after="60"/>
         <w:jc w:val="left"/>
       </w:pPr>
       <w:r>
@@ -1204,15 +1331,21 @@
     </w:p>
     <w:p>
       <w:pPr>
+        <w:spacing w:line="259" w:lineRule="auto" w:after="60"/>
         <w:jc w:val="left"/>
       </w:pPr>
       <w:r>
         <w:t>(3) Änderungen dieser Satzung bedürfen einer Mehrheit von 75 % der abgegebenen Stimmen sowie der Zustimmung der Inhaberin der Class B gemäß § 5.</w:t>
       </w:r>
     </w:p>
-    <w:p/>
     <w:p>
       <w:pPr>
+        <w:spacing w:line="259" w:lineRule="auto" w:after="60"/>
+      </w:pPr>
+    </w:p>
+    <w:p>
+      <w:pPr>
+        <w:spacing w:line="259" w:lineRule="auto" w:after="60"/>
         <w:jc w:val="left"/>
       </w:pPr>
       <w:r>
@@ -1221,21 +1354,71 @@
     </w:p>
     <w:p>
       <w:pPr>
+        <w:spacing w:line="259" w:lineRule="auto" w:after="60"/>
         <w:jc w:val="left"/>
       </w:pPr>
       <w:r>
         <w:t>Gegründet beurkundet vor Notar Dr. Wolfgang Sturm, Berlin, Az. UR-Nr. 1245/2025</w:t>
       </w:r>
     </w:p>
-    <w:p/>
+    <w:p>
+      <w:pPr>
+        <w:spacing w:line="259" w:lineRule="auto" w:after="60"/>
+      </w:pPr>
+    </w:p>
     <w:sectPr>
+      <w:headerReference w:type="default" r:id="rId9"/>
+      <w:footerReference w:type="default" r:id="rId10"/>
       <w:pgSz w:w="11906" w:h="16838"/>
-      <w:pgMar w:top="1417" w:right="1417" w:bottom="1417" w:left="1417" w:header="720" w:footer="720" w:gutter="0"/>
+      <w:pgMar w:top="1191" w:right="1247" w:bottom="1134" w:left="1361" w:header="720" w:footer="720" w:gutter="0"/>
       <w:cols w:space="720"/>
       <w:docGrid w:linePitch="360"/>
     </w:sectPr>
   </w:body>
 </w:document>
+</file>
+
+<file path=word/footer1.xml><?xml version="1.0" encoding="utf-8"?>
+<w:ftr xmlns:m="http://schemas.openxmlformats.org/officeDocument/2006/math" xmlns:mc="http://schemas.openxmlformats.org/markup-compatibility/2006" xmlns:mo="http://schemas.microsoft.com/office/mac/office/2008/main" xmlns:mv="urn:schemas-microsoft-com:mac:vml" xmlns:o="urn:schemas-microsoft-com:office:office" xmlns:r="http://schemas.openxmlformats.org/officeDocument/2006/relationships" xmlns:v="urn:schemas-microsoft-com:vml" xmlns:w10="urn:schemas-microsoft-com:office:word" xmlns:w14="http://schemas.microsoft.com/office/word/2010/wordml" xmlns:w="http://schemas.openxmlformats.org/wordprocessingml/2006/main" xmlns:wne="http://schemas.microsoft.com/office/word/2006/wordml" xmlns:wp14="http://schemas.microsoft.com/office/word/2010/wordprocessingDrawing" xmlns:wp="http://schemas.openxmlformats.org/drawingml/2006/wordprocessingDrawing" xmlns:wpc="http://schemas.microsoft.com/office/word/2010/wordprocessingCanvas" xmlns:wpg="http://schemas.microsoft.com/office/word/2010/wordprocessingGroup" xmlns:wpi="http://schemas.microsoft.com/office/word/2010/wordprocessingInk" xmlns:wps="http://schemas.microsoft.com/office/word/2010/wordprocessingShape" mc:Ignorable="w14 wp14">
+  <w:p>
+    <w:pPr>
+      <w:pStyle w:val="Footer"/>
+      <w:jc w:val="left"/>
+    </w:pPr>
+    <w:r/>
+    <w:r>
+      <w:rPr>
+        <w:rFonts w:ascii="Times New Roman" w:hAnsi="Times New Roman"/>
+        <w:b w:val="0"/>
+        <w:color w:val="777777"/>
+        <w:sz w:val="17"/>
+      </w:rPr>
+      <w:t>Vertraulich | Bearbeitungsstand Juli 2026 | nur zur Aktenbearbeitung</w:t>
+    </w:r>
+  </w:p>
+</w:ftr>
+</file>
+
+<file path=word/header1.xml><?xml version="1.0" encoding="utf-8"?>
+<w:hdr xmlns:m="http://schemas.openxmlformats.org/officeDocument/2006/math" xmlns:mc="http://schemas.openxmlformats.org/markup-compatibility/2006" xmlns:mo="http://schemas.microsoft.com/office/mac/office/2008/main" xmlns:mv="urn:schemas-microsoft-com:mac:vml" xmlns:o="urn:schemas-microsoft-com:office:office" xmlns:r="http://schemas.openxmlformats.org/officeDocument/2006/relationships" xmlns:v="urn:schemas-microsoft-com:vml" xmlns:w10="urn:schemas-microsoft-com:office:word" xmlns:w14="http://schemas.microsoft.com/office/word/2010/wordml" xmlns:w="http://schemas.openxmlformats.org/wordprocessingml/2006/main" xmlns:wne="http://schemas.microsoft.com/office/word/2006/wordml" xmlns:wp14="http://schemas.microsoft.com/office/word/2010/wordprocessingDrawing" xmlns:wp="http://schemas.openxmlformats.org/drawingml/2006/wordprocessingDrawing" xmlns:wpc="http://schemas.microsoft.com/office/word/2010/wordprocessingCanvas" xmlns:wpg="http://schemas.microsoft.com/office/word/2010/wordprocessingGroup" xmlns:wpi="http://schemas.microsoft.com/office/word/2010/wordprocessingInk" xmlns:wps="http://schemas.microsoft.com/office/word/2010/wordprocessingShape" mc:Ignorable="w14 wp14">
+  <w:p>
+    <w:pPr>
+      <w:pStyle w:val="Header"/>
+      <w:jc w:val="left"/>
+    </w:pPr>
+    <w:r/>
+    <w:r>
+      <w:rPr>
+        <w:rFonts w:ascii="Times New Roman" w:hAnsi="Times New Roman"/>
+        <w:b w:val="0"/>
+        <w:i w:val="0"/>
+        <w:color w:val="666666"/>
+        <w:sz w:val="17"/>
+      </w:rPr>
+      <w:t>Hagemann &amp; Westarp Rechtsanwälte | Gesellschaftsrechtliche Arbeitsakte | Bearbeitungsstand Juli 2026</w:t>
+    </w:r>
+  </w:p>
+</w:hdr>
 </file>
 
 <file path=word/numbering.xml><?xml version="1.0" encoding="utf-8"?>
@@ -1952,11 +2135,12 @@
       <w:contextualSpacing/>
     </w:pPr>
     <w:rPr>
-      <w:rFonts w:asciiTheme="majorHAnsi" w:eastAsiaTheme="majorEastAsia" w:hAnsiTheme="majorHAnsi" w:cstheme="majorBidi"/>
+      <w:rFonts w:asciiTheme="majorHAnsi" w:eastAsiaTheme="majorEastAsia" w:hAnsiTheme="majorHAnsi" w:cstheme="majorBidi" w:ascii="Times New Roman" w:hAnsi="Times New Roman"/>
+      <w:b/>
       <w:color w:val="17365D" w:themeColor="text2" w:themeShade="BF"/>
       <w:spacing w:val="5"/>
       <w:kern w:val="28"/>
-      <w:sz w:val="52"/>
+      <w:sz w:val="30"/>
       <w:szCs w:val="52"/>
     </w:rPr>
   </w:style>
